--- a/lessons/6-7-group1/homework.docx
+++ b/lessons/6-7-group1/homework.docx
@@ -80,7 +80,7 @@
         <w:spacing w:after="60" w:before="0"/>
       </w:pPr>
       <w:r>
-        <w:t xml:space="preserve">Content: With my small group, I can find the greatest common factor (GCF) of two numbers by listing or comparing their factors — one step at a time, with support.</w:t>
+        <w:t xml:space="preserve">Content: With my small group, I can find the greatest common factor and the least common multiple of two numbers, and use each to solve a real problem — one step at a time, with support.</w:t>
       </w:r>
     </w:p>
     <w:p>
@@ -161,10 +161,10 @@
           <w:b/>
           <w:bCs/>
         </w:rPr>
-        <w:t xml:space="preserve">Greatest Common Factor (Máximo común divisor)</w:t>
-      </w:r>
-      <w:r>
-        <w:t xml:space="preserve"> — The greatest whole number that divides two or more numbers with no remainder.</w:t>
+        <w:t xml:space="preserve">Find Factors and Multiples (Hallar factores y múltiplos)</w:t>
+      </w:r>
+      <w:r>
+        <w:t xml:space="preserve"> — Listing what divides a number evenly (its factors) and what it divides into evenly (its multiples), then finding what two numbers share.</w:t>
       </w:r>
     </w:p>
     <w:p>
@@ -227,7 +227,70 @@
         <w:t xml:space="preserve">Factor (Factor)</w:t>
       </w:r>
       <w:r>
-        <w:t xml:space="preserve"> — A factor of a whole number divides it evenly, with no remainder. For example, 3 is a factor of 12 because 12 ÷ 3 = 4.</w:t>
+        <w:t xml:space="preserve"> — A whole number that divides another number evenly, with no remainder.</w:t>
+      </w:r>
+    </w:p>
+    <w:p>
+      <w:pPr>
+        <w:keepNext/>
+        <w:spacing w:after="20" w:before="80"/>
+        <w:jc w:val="center"/>
+      </w:pPr>
+      <w:r>
+        <w:drawing>
+          <wp:inline distT="0" distB="0" distL="0" distR="0">
+            <wp:extent cx="1047750" cy="790575"/>
+            <wp:effectExtent t="0" r="0" b="0" l="0"/>
+            <wp:docPr id="1" name="" descr="" title=""/>
+            <wp:cNvGraphicFramePr>
+              <a:graphicFrameLocks xmlns:a="http://schemas.openxmlformats.org/drawingml/2006/main" noChangeAspect="1"/>
+            </wp:cNvGraphicFramePr>
+            <a:graphic xmlns:a="http://schemas.openxmlformats.org/drawingml/2006/main">
+              <a:graphicData uri="http://schemas.openxmlformats.org/drawingml/2006/picture">
+                <pic:pic xmlns:pic="http://schemas.openxmlformats.org/drawingml/2006/picture">
+                  <pic:nvPicPr>
+                    <pic:cNvPr id="0" name="" descr=""/>
+                    <pic:cNvPicPr>
+                      <a:picLocks noChangeAspect="1" noChangeArrowheads="1"/>
+                    </pic:cNvPicPr>
+                  </pic:nvPicPr>
+                  <pic:blipFill>
+                    <a:blip r:embed="rId9" cstate="none"/>
+                    <a:srcRect/>
+                    <a:stretch>
+                      <a:fillRect/>
+                    </a:stretch>
+                  </pic:blipFill>
+                  <pic:spPr bwMode="auto">
+                    <a:xfrm>
+                      <a:off x="0" y="0"/>
+                      <a:ext cx="1047750" cy="790575"/>
+                    </a:xfrm>
+                    <a:prstGeom prst="rect">
+                      <a:avLst/>
+                    </a:prstGeom>
+                  </pic:spPr>
+                </pic:pic>
+              </a:graphicData>
+            </a:graphic>
+          </wp:inline>
+        </w:drawing>
+      </w:r>
+    </w:p>
+    <w:p>
+      <w:pPr>
+        <w:keepNext/>
+        <w:spacing w:after="120"/>
+      </w:pPr>
+      <w:r>
+        <w:rPr>
+          <w:b/>
+          <w:bCs/>
+        </w:rPr>
+        <w:t xml:space="preserve">Multiple (Múltiplo)</w:t>
+      </w:r>
+      <w:r>
+        <w:t xml:space="preserve"> — The result of multiplying a number by 1, 2, 3, and so on — where you land when you skip-count by it.</w:t>
       </w:r>
     </w:p>
     <w:p>
@@ -287,10 +350,10 @@
           <w:b/>
           <w:bCs/>
         </w:rPr>
-        <w:t xml:space="preserve">Common factor (Factor común)</w:t>
-      </w:r>
-      <w:r>
-        <w:t xml:space="preserve"> — A number that divides two or more numbers evenly.</w:t>
+        <w:t xml:space="preserve">Greatest common factor (GCF) (Máximo común divisor (MCD))</w:t>
+      </w:r>
+      <w:r>
+        <w:t xml:space="preserve"> — The largest number that is a factor of two or more numbers. It answers “how many equal groups can I make?”</w:t>
       </w:r>
     </w:p>
     <w:p>
@@ -318,7 +381,7 @@
                     </pic:cNvPicPr>
                   </pic:nvPicPr>
                   <pic:blipFill>
-                    <a:blip r:embed="rId9" cstate="none"/>
+                    <a:blip r:embed="rId7" cstate="none"/>
                     <a:srcRect/>
                     <a:stretch>
                       <a:fillRect/>
@@ -350,10 +413,73 @@
           <w:b/>
           <w:bCs/>
         </w:rPr>
-        <w:t xml:space="preserve">Divisible (Divisible)</w:t>
-      </w:r>
-      <w:r>
-        <w:t xml:space="preserve"> — A number you can divide evenly, with nothing left over.</w:t>
+        <w:t xml:space="preserve">Least common multiple (LCM) (Mínimo común múltiplo (mcm))</w:t>
+      </w:r>
+      <w:r>
+        <w:t xml:space="preserve"> — The smallest number that is a multiple of two or more numbers. It answers “when will these line up again?”</w:t>
+      </w:r>
+    </w:p>
+    <w:p>
+      <w:pPr>
+        <w:keepNext/>
+        <w:spacing w:after="20" w:before="80"/>
+        <w:jc w:val="center"/>
+      </w:pPr>
+      <w:r>
+        <w:drawing>
+          <wp:inline distT="0" distB="0" distL="0" distR="0">
+            <wp:extent cx="1047750" cy="790575"/>
+            <wp:effectExtent t="0" r="0" b="0" l="0"/>
+            <wp:docPr id="1" name="" descr="" title=""/>
+            <wp:cNvGraphicFramePr>
+              <a:graphicFrameLocks xmlns:a="http://schemas.openxmlformats.org/drawingml/2006/main" noChangeAspect="1"/>
+            </wp:cNvGraphicFramePr>
+            <a:graphic xmlns:a="http://schemas.openxmlformats.org/drawingml/2006/main">
+              <a:graphicData uri="http://schemas.openxmlformats.org/drawingml/2006/picture">
+                <pic:pic xmlns:pic="http://schemas.openxmlformats.org/drawingml/2006/picture">
+                  <pic:nvPicPr>
+                    <pic:cNvPr id="0" name="" descr=""/>
+                    <pic:cNvPicPr>
+                      <a:picLocks noChangeAspect="1" noChangeArrowheads="1"/>
+                    </pic:cNvPicPr>
+                  </pic:nvPicPr>
+                  <pic:blipFill>
+                    <a:blip r:embed="rId7" cstate="none"/>
+                    <a:srcRect/>
+                    <a:stretch>
+                      <a:fillRect/>
+                    </a:stretch>
+                  </pic:blipFill>
+                  <pic:spPr bwMode="auto">
+                    <a:xfrm>
+                      <a:off x="0" y="0"/>
+                      <a:ext cx="1047750" cy="790575"/>
+                    </a:xfrm>
+                    <a:prstGeom prst="rect">
+                      <a:avLst/>
+                    </a:prstGeom>
+                  </pic:spPr>
+                </pic:pic>
+              </a:graphicData>
+            </a:graphic>
+          </wp:inline>
+        </w:drawing>
+      </w:r>
+    </w:p>
+    <w:p>
+      <w:pPr>
+        <w:keepNext/>
+        <w:spacing w:after="120"/>
+      </w:pPr>
+      <w:r>
+        <w:rPr>
+          <w:b/>
+          <w:bCs/>
+        </w:rPr>
+        <w:t xml:space="preserve">Factor pair (Par de factores)</w:t>
+      </w:r>
+      <w:r>
+        <w:t xml:space="preserve"> — Two factors that multiply to make a number. In a word problem, one is the number of groups and the other is the size of each group.</w:t>
       </w:r>
     </w:p>
     <w:p>
@@ -413,10 +539,199 @@
           <w:b/>
           <w:bCs/>
         </w:rPr>
-        <w:t xml:space="preserve">Prime factorization (Factorización prima)</w:t>
-      </w:r>
-      <w:r>
-        <w:t xml:space="preserve"> — Writing a number as prime numbers multiplied together. It helps you find the GCF.</w:t>
+        <w:t xml:space="preserve">Prime factorization (Descomposición en factores primos)</w:t>
+      </w:r>
+      <w:r>
+        <w:t xml:space="preserve"> — Writing a number as a product of prime numbers, usually with a factor tree. Multiplying the primes two numbers share also gives the GCF.</w:t>
+      </w:r>
+    </w:p>
+    <w:p>
+      <w:pPr>
+        <w:keepNext/>
+        <w:spacing w:after="20" w:before="80"/>
+        <w:jc w:val="center"/>
+      </w:pPr>
+      <w:r>
+        <w:drawing>
+          <wp:inline distT="0" distB="0" distL="0" distR="0">
+            <wp:extent cx="1047750" cy="790575"/>
+            <wp:effectExtent t="0" r="0" b="0" l="0"/>
+            <wp:docPr id="1" name="" descr="" title=""/>
+            <wp:cNvGraphicFramePr>
+              <a:graphicFrameLocks xmlns:a="http://schemas.openxmlformats.org/drawingml/2006/main" noChangeAspect="1"/>
+            </wp:cNvGraphicFramePr>
+            <a:graphic xmlns:a="http://schemas.openxmlformats.org/drawingml/2006/main">
+              <a:graphicData uri="http://schemas.openxmlformats.org/drawingml/2006/picture">
+                <pic:pic xmlns:pic="http://schemas.openxmlformats.org/drawingml/2006/picture">
+                  <pic:nvPicPr>
+                    <pic:cNvPr id="0" name="" descr=""/>
+                    <pic:cNvPicPr>
+                      <a:picLocks noChangeAspect="1" noChangeArrowheads="1"/>
+                    </pic:cNvPicPr>
+                  </pic:nvPicPr>
+                  <pic:blipFill>
+                    <a:blip r:embed="rId11" cstate="none"/>
+                    <a:srcRect/>
+                    <a:stretch>
+                      <a:fillRect/>
+                    </a:stretch>
+                  </pic:blipFill>
+                  <pic:spPr bwMode="auto">
+                    <a:xfrm>
+                      <a:off x="0" y="0"/>
+                      <a:ext cx="1047750" cy="790575"/>
+                    </a:xfrm>
+                    <a:prstGeom prst="rect">
+                      <a:avLst/>
+                    </a:prstGeom>
+                  </pic:spPr>
+                </pic:pic>
+              </a:graphicData>
+            </a:graphic>
+          </wp:inline>
+        </w:drawing>
+      </w:r>
+    </w:p>
+    <w:p>
+      <w:pPr>
+        <w:keepNext/>
+        <w:spacing w:after="120"/>
+      </w:pPr>
+      <w:r>
+        <w:rPr>
+          <w:b/>
+          <w:bCs/>
+        </w:rPr>
+        <w:t xml:space="preserve">Greatest Common Factor (Máximo común divisor)</w:t>
+      </w:r>
+      <w:r>
+        <w:t xml:space="preserve"> — The greatest whole number that divides two or more numbers with no remainder.</w:t>
+      </w:r>
+    </w:p>
+    <w:p>
+      <w:pPr>
+        <w:keepNext/>
+        <w:spacing w:after="20" w:before="80"/>
+        <w:jc w:val="center"/>
+      </w:pPr>
+      <w:r>
+        <w:drawing>
+          <wp:inline distT="0" distB="0" distL="0" distR="0">
+            <wp:extent cx="1047750" cy="790575"/>
+            <wp:effectExtent t="0" r="0" b="0" l="0"/>
+            <wp:docPr id="1" name="" descr="" title=""/>
+            <wp:cNvGraphicFramePr>
+              <a:graphicFrameLocks xmlns:a="http://schemas.openxmlformats.org/drawingml/2006/main" noChangeAspect="1"/>
+            </wp:cNvGraphicFramePr>
+            <a:graphic xmlns:a="http://schemas.openxmlformats.org/drawingml/2006/main">
+              <a:graphicData uri="http://schemas.openxmlformats.org/drawingml/2006/picture">
+                <pic:pic xmlns:pic="http://schemas.openxmlformats.org/drawingml/2006/picture">
+                  <pic:nvPicPr>
+                    <pic:cNvPr id="0" name="" descr=""/>
+                    <pic:cNvPicPr>
+                      <a:picLocks noChangeAspect="1" noChangeArrowheads="1"/>
+                    </pic:cNvPicPr>
+                  </pic:nvPicPr>
+                  <pic:blipFill>
+                    <a:blip r:embed="rId11" cstate="none"/>
+                    <a:srcRect/>
+                    <a:stretch>
+                      <a:fillRect/>
+                    </a:stretch>
+                  </pic:blipFill>
+                  <pic:spPr bwMode="auto">
+                    <a:xfrm>
+                      <a:off x="0" y="0"/>
+                      <a:ext cx="1047750" cy="790575"/>
+                    </a:xfrm>
+                    <a:prstGeom prst="rect">
+                      <a:avLst/>
+                    </a:prstGeom>
+                  </pic:spPr>
+                </pic:pic>
+              </a:graphicData>
+            </a:graphic>
+          </wp:inline>
+        </w:drawing>
+      </w:r>
+    </w:p>
+    <w:p>
+      <w:pPr>
+        <w:keepNext/>
+        <w:spacing w:after="120"/>
+      </w:pPr>
+      <w:r>
+        <w:rPr>
+          <w:b/>
+          <w:bCs/>
+        </w:rPr>
+        <w:t xml:space="preserve">Common factor (Factor común)</w:t>
+      </w:r>
+      <w:r>
+        <w:t xml:space="preserve"> — A number that divides two or more numbers evenly.</w:t>
+      </w:r>
+    </w:p>
+    <w:p>
+      <w:pPr>
+        <w:keepNext/>
+        <w:spacing w:after="20" w:before="80"/>
+        <w:jc w:val="center"/>
+      </w:pPr>
+      <w:r>
+        <w:drawing>
+          <wp:inline distT="0" distB="0" distL="0" distR="0">
+            <wp:extent cx="1047750" cy="790575"/>
+            <wp:effectExtent t="0" r="0" b="0" l="0"/>
+            <wp:docPr id="1" name="" descr="" title=""/>
+            <wp:cNvGraphicFramePr>
+              <a:graphicFrameLocks xmlns:a="http://schemas.openxmlformats.org/drawingml/2006/main" noChangeAspect="1"/>
+            </wp:cNvGraphicFramePr>
+            <a:graphic xmlns:a="http://schemas.openxmlformats.org/drawingml/2006/main">
+              <a:graphicData uri="http://schemas.openxmlformats.org/drawingml/2006/picture">
+                <pic:pic xmlns:pic="http://schemas.openxmlformats.org/drawingml/2006/picture">
+                  <pic:nvPicPr>
+                    <pic:cNvPr id="0" name="" descr=""/>
+                    <pic:cNvPicPr>
+                      <a:picLocks noChangeAspect="1" noChangeArrowheads="1"/>
+                    </pic:cNvPicPr>
+                  </pic:nvPicPr>
+                  <pic:blipFill>
+                    <a:blip r:embed="rId12" cstate="none"/>
+                    <a:srcRect/>
+                    <a:stretch>
+                      <a:fillRect/>
+                    </a:stretch>
+                  </pic:blipFill>
+                  <pic:spPr bwMode="auto">
+                    <a:xfrm>
+                      <a:off x="0" y="0"/>
+                      <a:ext cx="1047750" cy="790575"/>
+                    </a:xfrm>
+                    <a:prstGeom prst="rect">
+                      <a:avLst/>
+                    </a:prstGeom>
+                  </pic:spPr>
+                </pic:pic>
+              </a:graphicData>
+            </a:graphic>
+          </wp:inline>
+        </w:drawing>
+      </w:r>
+    </w:p>
+    <w:p>
+      <w:pPr>
+        <w:keepNext/>
+        <w:spacing w:after="120"/>
+      </w:pPr>
+      <w:r>
+        <w:rPr>
+          <w:b/>
+          <w:bCs/>
+        </w:rPr>
+        <w:t xml:space="preserve">Divisible (Divisible)</w:t>
+      </w:r>
+      <w:r>
+        <w:t xml:space="preserve"> — A number you can divide evenly, with nothing left over.</w:t>
       </w:r>
     </w:p>
     <w:p>
@@ -453,39 +768,39 @@
           <w:b/>
           <w:bCs/>
         </w:rPr>
-        <w:t xml:space="preserve">1. What is the GCF of 8 and 12?</w:t>
-      </w:r>
-    </w:p>
-    <w:p>
-      <w:pPr>
-        <w:spacing w:after="40" w:before="0"/>
-      </w:pPr>
-      <w:r>
-        <w:t xml:space="preserve">     A. 4</w:t>
-      </w:r>
-    </w:p>
-    <w:p>
-      <w:pPr>
-        <w:spacing w:after="40" w:before="0"/>
-      </w:pPr>
-      <w:r>
-        <w:t xml:space="preserve">     B. 2</w:t>
-      </w:r>
-    </w:p>
-    <w:p>
-      <w:pPr>
-        <w:spacing w:after="40" w:before="0"/>
-      </w:pPr>
-      <w:r>
-        <w:t xml:space="preserve">     C. 8</w:t>
-      </w:r>
-    </w:p>
-    <w:p>
-      <w:pPr>
-        <w:spacing w:after="40" w:before="0"/>
-      </w:pPr>
-      <w:r>
-        <w:t xml:space="preserve">     D. 24</w:t>
+        <w:t xml:space="preserve">1. Which list shows all the factors of 12?</w:t>
+      </w:r>
+    </w:p>
+    <w:p>
+      <w:pPr>
+        <w:spacing w:after="40" w:before="0"/>
+      </w:pPr>
+      <w:r>
+        <w:t xml:space="preserve">     A. 1, 2, 3, 4, 6, 12</w:t>
+      </w:r>
+    </w:p>
+    <w:p>
+      <w:pPr>
+        <w:spacing w:after="40" w:before="0"/>
+      </w:pPr>
+      <w:r>
+        <w:t xml:space="preserve">     B. 12, 24, 36, 48</w:t>
+      </w:r>
+    </w:p>
+    <w:p>
+      <w:pPr>
+        <w:spacing w:after="40" w:before="0"/>
+      </w:pPr>
+      <w:r>
+        <w:t xml:space="preserve">     C. 1, 12</w:t>
+      </w:r>
+    </w:p>
+    <w:p>
+      <w:pPr>
+        <w:spacing w:after="40" w:before="0"/>
+      </w:pPr>
+      <w:r>
+        <w:t xml:space="preserve">     D. 2, 3, 4, 6</w:t>
       </w:r>
     </w:p>
     <w:p>
@@ -508,39 +823,39 @@
           <w:b/>
           <w:bCs/>
         </w:rPr>
-        <w:t xml:space="preserve">2. Which pair of numbers has a GCF of 5?</w:t>
-      </w:r>
-    </w:p>
-    <w:p>
-      <w:pPr>
-        <w:spacing w:after="40" w:before="0"/>
-      </w:pPr>
-      <w:r>
-        <w:t xml:space="preserve">     A. 15 and 25</w:t>
-      </w:r>
-    </w:p>
-    <w:p>
-      <w:pPr>
-        <w:spacing w:after="40" w:before="0"/>
-      </w:pPr>
-      <w:r>
-        <w:t xml:space="preserve">     B. 10 and 12</w:t>
-      </w:r>
-    </w:p>
-    <w:p>
-      <w:pPr>
-        <w:spacing w:after="40" w:before="0"/>
-      </w:pPr>
-      <w:r>
-        <w:t xml:space="preserve">     C. 6 and 15</w:t>
-      </w:r>
-    </w:p>
-    <w:p>
-      <w:pPr>
-        <w:spacing w:after="40" w:before="0"/>
-      </w:pPr>
-      <w:r>
-        <w:t xml:space="preserve">     D. 8 and 20</w:t>
+        <w:t xml:space="preserve">2. Which list shows the first four multiples of 8?</w:t>
+      </w:r>
+    </w:p>
+    <w:p>
+      <w:pPr>
+        <w:spacing w:after="40" w:before="0"/>
+      </w:pPr>
+      <w:r>
+        <w:t xml:space="preserve">     A. 8, 16, 24, 32</w:t>
+      </w:r>
+    </w:p>
+    <w:p>
+      <w:pPr>
+        <w:spacing w:after="40" w:before="0"/>
+      </w:pPr>
+      <w:r>
+        <w:t xml:space="preserve">     B. 1, 2, 4, 8</w:t>
+      </w:r>
+    </w:p>
+    <w:p>
+      <w:pPr>
+        <w:spacing w:after="40" w:before="0"/>
+      </w:pPr>
+      <w:r>
+        <w:t xml:space="preserve">     C. 8, 9, 10, 11</w:t>
+      </w:r>
+    </w:p>
+    <w:p>
+      <w:pPr>
+        <w:spacing w:after="40" w:before="0"/>
+      </w:pPr>
+      <w:r>
+        <w:t xml:space="preserve">     D. 2, 4, 6, 8</w:t>
       </w:r>
     </w:p>
     <w:p>
@@ -563,51 +878,240 @@
           <w:b/>
           <w:bCs/>
         </w:rPr>
-        <w:t xml:space="preserve">3. Spot the Common Mistake — GCF or LCM?</w:t>
-      </w:r>
-    </w:p>
-    <w:p>
-      <w:pPr>
-        <w:spacing w:after="40" w:before="0"/>
-      </w:pPr>
-      <w:r>
-        <w:t xml:space="preserve">   Step 1 (The problem): Find the GCF of 8 and 20.</w:t>
-      </w:r>
-    </w:p>
-    <w:p>
-      <w:pPr>
-        <w:spacing w:after="40" w:before="0"/>
-      </w:pPr>
-      <w:r>
-        <w:t xml:space="preserve">   Step 2 (List factors of 8): 1, 2, 4, 8</w:t>
-      </w:r>
-    </w:p>
-    <w:p>
-      <w:pPr>
-        <w:spacing w:after="40" w:before="0"/>
-      </w:pPr>
-      <w:r>
-        <w:t xml:space="preserve">   Step 3 (List factors of 20): 1, 2, 4, 5, 10, 20</w:t>
-      </w:r>
-    </w:p>
-    <w:p>
-      <w:pPr>
-        <w:spacing w:after="40" w:before="0"/>
-      </w:pPr>
-      <w:r>
-        <w:t xml:space="preserve">   Step 4 (Choose the answer): Jordan multiplies 8 × 20 = 160 and says the GCF of 8 and 20 is 160.</w:t>
-      </w:r>
-    </w:p>
-    <w:p>
-      <w:pPr>
-        <w:spacing w:after="60" w:before="0"/>
+        <w:t xml:space="preserve">3. Ayasha has painting every 8 weeks and pottery every 6 weeks, both this week. When do they next fall in the same week?</w:t>
+      </w:r>
+    </w:p>
+    <w:p>
+      <w:pPr>
+        <w:spacing w:after="40" w:before="0"/>
+      </w:pPr>
+      <w:r>
+        <w:t xml:space="preserve">     A. In 24 weeks</w:t>
+      </w:r>
+    </w:p>
+    <w:p>
+      <w:pPr>
+        <w:spacing w:after="40" w:before="0"/>
+      </w:pPr>
+      <w:r>
+        <w:t xml:space="preserve">     B. In 48 weeks</w:t>
+      </w:r>
+    </w:p>
+    <w:p>
+      <w:pPr>
+        <w:spacing w:after="40" w:before="0"/>
+      </w:pPr>
+      <w:r>
+        <w:t xml:space="preserve">     C. In 14 weeks</w:t>
+      </w:r>
+    </w:p>
+    <w:p>
+      <w:pPr>
+        <w:spacing w:after="40" w:before="0"/>
+      </w:pPr>
+      <w:r>
+        <w:t xml:space="preserve">     D. In 2 weeks</w:t>
+      </w:r>
+    </w:p>
+    <w:p>
+      <w:pPr>
+        <w:spacing w:after="60" w:before="120"/>
+      </w:pPr>
+      <w:r>
+        <w:rPr>
+          <w:color w:val="BBBBBB"/>
+        </w:rPr>
+        <w:t xml:space="preserve">______________________________________________________________________</w:t>
+      </w:r>
+    </w:p>
+    <w:p>
+      <w:pPr>
+        <w:spacing w:after="80" w:before="0"/>
+      </w:pPr>
+      <w:r>
+        <w:rPr>
+          <w:b/>
+          <w:bCs/>
+        </w:rPr>
+        <w:t xml:space="preserve">4. Is 4 a factor or a multiple of 12?</w:t>
+      </w:r>
+    </w:p>
+    <w:p>
+      <w:pPr>
+        <w:spacing w:after="40" w:before="0"/>
+      </w:pPr>
+      <w:r>
+        <w:t xml:space="preserve">     A. A factor</w:t>
+      </w:r>
+    </w:p>
+    <w:p>
+      <w:pPr>
+        <w:spacing w:after="40" w:before="0"/>
+      </w:pPr>
+      <w:r>
+        <w:t xml:space="preserve">     B. A multiple</w:t>
+      </w:r>
+    </w:p>
+    <w:p>
+      <w:pPr>
+        <w:spacing w:after="40" w:before="0"/>
+      </w:pPr>
+      <w:r>
+        <w:t xml:space="preserve">     C. Both</w:t>
+      </w:r>
+    </w:p>
+    <w:p>
+      <w:pPr>
+        <w:spacing w:after="40" w:before="0"/>
+      </w:pPr>
+      <w:r>
+        <w:t xml:space="preserve">     D. Neither</w:t>
+      </w:r>
+    </w:p>
+    <w:p>
+      <w:pPr>
+        <w:spacing w:after="60" w:before="120"/>
+      </w:pPr>
+      <w:r>
+        <w:rPr>
+          <w:color w:val="BBBBBB"/>
+        </w:rPr>
+        <w:t xml:space="preserve">______________________________________________________________________</w:t>
+      </w:r>
+    </w:p>
+    <w:p>
+      <w:pPr>
+        <w:spacing w:after="80" w:before="0"/>
+      </w:pPr>
+      <w:r>
+        <w:rPr>
+          <w:b/>
+          <w:bCs/>
+        </w:rPr>
+        <w:t xml:space="preserve">5. What is the GCF of 10 and 15?</w:t>
+      </w:r>
+    </w:p>
+    <w:p>
+      <w:pPr>
+        <w:spacing w:after="40" w:before="0"/>
+      </w:pPr>
+      <w:r>
+        <w:t xml:space="preserve">     A. 5</w:t>
+      </w:r>
+    </w:p>
+    <w:p>
+      <w:pPr>
+        <w:spacing w:after="40" w:before="0"/>
+      </w:pPr>
+      <w:r>
+        <w:t xml:space="preserve">     B. 1</w:t>
+      </w:r>
+    </w:p>
+    <w:p>
+      <w:pPr>
+        <w:spacing w:after="40" w:before="0"/>
+      </w:pPr>
+      <w:r>
+        <w:t xml:space="preserve">     C. 30</w:t>
+      </w:r>
+    </w:p>
+    <w:p>
+      <w:pPr>
+        <w:spacing w:after="40" w:before="0"/>
+      </w:pPr>
+      <w:r>
+        <w:t xml:space="preserve">     D. 10</w:t>
+      </w:r>
+    </w:p>
+    <w:p>
+      <w:pPr>
+        <w:spacing w:after="60" w:before="120"/>
+      </w:pPr>
+      <w:r>
+        <w:rPr>
+          <w:color w:val="BBBBBB"/>
+        </w:rPr>
+        <w:t xml:space="preserve">______________________________________________________________________</w:t>
+      </w:r>
+    </w:p>
+    <w:p>
+      <w:pPr>
+        <w:spacing w:after="80" w:before="0"/>
+      </w:pPr>
+      <w:r>
+        <w:rPr>
+          <w:b/>
+          <w:bCs/>
+        </w:rPr>
+        <w:t xml:space="preserve">6. </w:t>
+      </w:r>
+    </w:p>
+    <w:p>
+      <w:pPr>
+        <w:spacing w:after="60" w:before="120"/>
+      </w:pPr>
+      <w:r>
+        <w:rPr>
+          <w:color w:val="BBBBBB"/>
+        </w:rPr>
+        <w:t xml:space="preserve">______________________________________________________________________</w:t>
+      </w:r>
+    </w:p>
+    <w:p>
+      <w:pPr>
+        <w:spacing w:after="60" w:before="120"/>
+      </w:pPr>
+      <w:r>
+        <w:rPr>
+          <w:color w:val="BBBBBB"/>
+        </w:rPr>
+        <w:t xml:space="preserve">______________________________________________________________________</w:t>
+      </w:r>
+    </w:p>
+    <w:p>
+      <w:pPr>
+        <w:spacing w:after="60" w:before="120"/>
+      </w:pPr>
+      <w:r>
+        <w:rPr>
+          <w:color w:val="BBBBBB"/>
+        </w:rPr>
+        <w:t xml:space="preserve">______________________________________________________________________</w:t>
+      </w:r>
+    </w:p>
+    <w:p>
+      <w:pPr>
+        <w:spacing w:after="60" w:before="120"/>
+      </w:pPr>
+      <w:r>
+        <w:rPr>
+          <w:color w:val="BBBBBB"/>
+        </w:rPr>
+        <w:t xml:space="preserve">______________________________________________________________________</w:t>
+      </w:r>
+    </w:p>
+    <w:p>
+      <w:pPr>
+        <w:spacing w:after="80" w:before="0"/>
+      </w:pPr>
+      <w:r>
+        <w:rPr>
+          <w:b/>
+          <w:bCs/>
+        </w:rPr>
+        <w:t xml:space="preserve">7. Sort each item into the correct group.</w:t>
+      </w:r>
+    </w:p>
+    <w:p>
+      <w:pPr>
+        <w:spacing w:after="80" w:before="0"/>
       </w:pPr>
       <w:r>
         <w:rPr>
           <w:i/>
           <w:iCs/>
         </w:rPr>
-        <w:t xml:space="preserve">Which step has the mistake? Explain and fix it:</w:t>
+        <w:t xml:space="preserve">Groups:    |   </w:t>
       </w:r>
     </w:p>
     <w:p>
@@ -623,6 +1127,171 @@
     </w:p>
     <w:p>
       <w:pPr>
+        <w:spacing w:after="80" w:before="0"/>
+      </w:pPr>
+      <w:r>
+        <w:rPr>
+          <w:b/>
+          <w:bCs/>
+        </w:rPr>
+        <w:t xml:space="preserve">8. The store has 48 pencils and 36 notebooks. Complete the factor lists, then find the GCF.</w:t>
+      </w:r>
+    </w:p>
+    <w:tbl>
+      <w:tblPr>
+        <w:tblW w:type="pct" w:w="100%"/>
+        <w:tblBorders>
+          <w:top w:val="single" w:color="auto" w:sz="4"/>
+          <w:left w:val="single" w:color="auto" w:sz="4"/>
+          <w:bottom w:val="single" w:color="auto" w:sz="4"/>
+          <w:right w:val="single" w:color="auto" w:sz="4"/>
+          <w:insideH w:val="single" w:color="auto" w:sz="4"/>
+          <w:insideV w:val="single" w:color="auto" w:sz="4"/>
+        </w:tblBorders>
+      </w:tblPr>
+      <w:tblGrid>
+        <w:gridCol w:w="100"/>
+        <w:gridCol w:w="100"/>
+        <w:gridCol w:w="100"/>
+      </w:tblGrid>
+      <w:tr>
+        <w:trPr>
+          <w:tblHeader/>
+        </w:trPr>
+        <w:tc>
+          <w:tcPr>
+            <w:tcW w:type="pct" w:w="33%"/>
+          </w:tcPr>
+          <w:p>
+            <w:r>
+              <w:rPr>
+                <w:b/>
+                <w:bCs/>
+              </w:rPr>
+              <w:t xml:space="preserve">Number</w:t>
+            </w:r>
+          </w:p>
+        </w:tc>
+        <w:tc>
+          <w:tcPr>
+            <w:tcW w:type="pct" w:w="33%"/>
+          </w:tcPr>
+          <w:p>
+            <w:r>
+              <w:rPr>
+                <w:b/>
+                <w:bCs/>
+              </w:rPr>
+              <w:t xml:space="preserve">Factors</w:t>
+            </w:r>
+          </w:p>
+        </w:tc>
+        <w:tc>
+          <w:tcPr>
+            <w:tcW w:type="pct" w:w="33%"/>
+          </w:tcPr>
+          <w:p>
+            <w:r>
+              <w:rPr>
+                <w:b/>
+                <w:bCs/>
+              </w:rPr>
+              <w:t xml:space="preserve">GCF</w:t>
+            </w:r>
+          </w:p>
+        </w:tc>
+      </w:tr>
+      <w:tr>
+        <w:tc>
+          <w:tcPr>
+            <w:tcW w:type="pct" w:w="33%"/>
+          </w:tcPr>
+          <w:p>
+            <w:r>
+              <w:rPr>
+                <w:b w:val="false"/>
+                <w:bCs w:val="false"/>
+              </w:rPr>
+              <w:t xml:space="preserve">48</w:t>
+            </w:r>
+          </w:p>
+        </w:tc>
+        <w:tc>
+          <w:tcPr>
+            <w:tcW w:type="pct" w:w="33%"/>
+          </w:tcPr>
+          <w:p>
+            <w:r>
+              <w:rPr>
+                <w:b w:val="false"/>
+                <w:bCs w:val="false"/>
+              </w:rPr>
+              <w:t xml:space="preserve">1, 2, 3, 4, 6, 8, 12, 16, 24, 48</w:t>
+            </w:r>
+          </w:p>
+        </w:tc>
+        <w:tc>
+          <w:tcPr>
+            <w:tcW w:type="pct" w:w="33%"/>
+          </w:tcPr>
+          <w:p>
+            <w:r>
+              <w:rPr>
+                <w:b w:val="false"/>
+                <w:bCs w:val="false"/>
+              </w:rPr>
+              <w:t xml:space="preserve"> </w:t>
+            </w:r>
+          </w:p>
+        </w:tc>
+      </w:tr>
+      <w:tr>
+        <w:tc>
+          <w:tcPr>
+            <w:tcW w:type="pct" w:w="33%"/>
+          </w:tcPr>
+          <w:p>
+            <w:r>
+              <w:rPr>
+                <w:b w:val="false"/>
+                <w:bCs w:val="false"/>
+              </w:rPr>
+              <w:t xml:space="preserve">36</w:t>
+            </w:r>
+          </w:p>
+        </w:tc>
+        <w:tc>
+          <w:tcPr>
+            <w:tcW w:type="pct" w:w="33%"/>
+          </w:tcPr>
+          <w:p>
+            <w:r>
+              <w:rPr>
+                <w:b w:val="false"/>
+                <w:bCs w:val="false"/>
+              </w:rPr>
+              <w:t xml:space="preserve"> </w:t>
+            </w:r>
+          </w:p>
+        </w:tc>
+        <w:tc>
+          <w:tcPr>
+            <w:tcW w:type="pct" w:w="33%"/>
+          </w:tcPr>
+          <w:p>
+            <w:r>
+              <w:rPr>
+                <w:b w:val="false"/>
+                <w:bCs w:val="false"/>
+              </w:rPr>
+              <w:t xml:space="preserve"> </w:t>
+            </w:r>
+          </w:p>
+        </w:tc>
+      </w:tr>
+    </w:tbl>
+    <w:p>
+      <w:pPr>
         <w:spacing w:after="60" w:before="120"/>
       </w:pPr>
       <w:r>
@@ -633,400 +1302,129 @@
       </w:r>
     </w:p>
     <w:p>
-      <w:pPr>
-        <w:spacing w:after="60" w:before="120"/>
-      </w:pPr>
-      <w:r>
-        <w:rPr>
-          <w:color w:val="BBBBBB"/>
-        </w:rPr>
-        <w:t xml:space="preserve">______________________________________________________________________</w:t>
+      <w:r>
+        <w:br w:type="page"/>
+      </w:r>
+    </w:p>
+    <w:p>
+      <w:pPr>
+        <w:pStyle w:val="Heading1"/>
+        <w:spacing w:after="120"/>
+      </w:pPr>
+      <w:r>
+        <w:rPr>
+          <w:b/>
+          <w:bCs/>
+        </w:rPr>
+        <w:t xml:space="preserve">Answer Key (Teacher)</w:t>
+      </w:r>
+    </w:p>
+    <w:p>
+      <w:pPr>
+        <w:spacing w:after="40" w:before="0"/>
+      </w:pPr>
+      <w:r>
+        <w:rPr>
+          <w:b/>
+          <w:bCs/>
+        </w:rPr>
+        <w:t xml:space="preserve">1. A. 1, 2, 3, 4, 6, 12</w:t>
+      </w:r>
+    </w:p>
+    <w:p>
+      <w:pPr>
+        <w:spacing w:after="20" w:before="0"/>
+      </w:pPr>
+      <w:r>
+        <w:t xml:space="preserve">     A factor divides 12 evenly. Every one of 1, 2, 3, 4, 6, and 12 does, and nothing else does.</w:t>
       </w:r>
     </w:p>
     <w:p>
       <w:pPr>
         <w:spacing w:after="80" w:before="0"/>
-      </w:pPr>
-      <w:r>
-        <w:rPr>
-          <w:b/>
-          <w:bCs/>
-        </w:rPr>
-        <w:t xml:space="preserve">4. Mission Control must split 24 oxygen tanks and 36 ration packs into identical crew pods with none left over. What is the GCF of 24 and 36?</w:t>
-      </w:r>
-    </w:p>
-    <w:p>
-      <w:pPr>
-        <w:spacing w:after="40" w:before="0"/>
-      </w:pPr>
-      <w:r>
-        <w:t xml:space="preserve">     A. 12</w:t>
-      </w:r>
-    </w:p>
-    <w:p>
-      <w:pPr>
-        <w:spacing w:after="40" w:before="0"/>
-      </w:pPr>
-      <w:r>
-        <w:t xml:space="preserve">     B. 6</w:t>
-      </w:r>
-    </w:p>
-    <w:p>
-      <w:pPr>
-        <w:spacing w:after="40" w:before="0"/>
-      </w:pPr>
-      <w:r>
-        <w:t xml:space="preserve">     C. 8</w:t>
-      </w:r>
-    </w:p>
-    <w:p>
-      <w:pPr>
-        <w:spacing w:after="40" w:before="0"/>
-      </w:pPr>
-      <w:r>
-        <w:t xml:space="preserve">     D. 72</w:t>
-      </w:r>
-    </w:p>
-    <w:p>
-      <w:pPr>
-        <w:spacing w:after="60" w:before="120"/>
-      </w:pPr>
-      <w:r>
-        <w:rPr>
-          <w:color w:val="BBBBBB"/>
-        </w:rPr>
-        <w:t xml:space="preserve">______________________________________________________________________</w:t>
-      </w:r>
-    </w:p>
-    <w:p>
-      <w:pPr>
-        <w:spacing w:after="80" w:before="0"/>
-      </w:pPr>
-      <w:r>
-        <w:rPr>
-          <w:b/>
-          <w:bCs/>
-        </w:rPr>
-        <w:t xml:space="preserve">5. The astronaut crew has 40 solar cells and 60 battery cells to load into matching storage bins with nothing left over. What is the GCF of 40 and 60?</w:t>
-      </w:r>
-    </w:p>
-    <w:p>
-      <w:pPr>
-        <w:spacing w:after="40" w:before="0"/>
-      </w:pPr>
-      <w:r>
-        <w:t xml:space="preserve">     A. 20</w:t>
-      </w:r>
-    </w:p>
-    <w:p>
-      <w:pPr>
-        <w:spacing w:after="40" w:before="0"/>
-      </w:pPr>
-      <w:r>
-        <w:t xml:space="preserve">     B. 10</w:t>
-      </w:r>
-    </w:p>
-    <w:p>
-      <w:pPr>
-        <w:spacing w:after="40" w:before="0"/>
-      </w:pPr>
-      <w:r>
-        <w:t xml:space="preserve">     C. 4</w:t>
-      </w:r>
-    </w:p>
-    <w:p>
-      <w:pPr>
-        <w:spacing w:after="40" w:before="0"/>
-      </w:pPr>
-      <w:r>
-        <w:t xml:space="preserve">     D. 120</w:t>
-      </w:r>
-    </w:p>
-    <w:p>
-      <w:pPr>
-        <w:spacing w:after="60" w:before="120"/>
-      </w:pPr>
-      <w:r>
-        <w:rPr>
-          <w:color w:val="BBBBBB"/>
-        </w:rPr>
-        <w:t xml:space="preserve">______________________________________________________________________</w:t>
-      </w:r>
-    </w:p>
-    <w:p>
-      <w:pPr>
-        <w:spacing w:after="80" w:before="0"/>
-      </w:pPr>
-      <w:r>
-        <w:rPr>
-          <w:b/>
-          <w:bCs/>
-        </w:rPr>
-        <w:t xml:space="preserve">6. Level 2 Extension — The Wrong Mission Number</w:t>
-      </w:r>
-    </w:p>
-    <w:p>
-      <w:pPr>
-        <w:spacing w:after="40" w:before="0"/>
-      </w:pPr>
-      <w:r>
-        <w:t xml:space="preserve">   Step 1 (The problem): Split 12 oxygen tanks and 18 ration packs into the most equal crew pods with none left over.</w:t>
-      </w:r>
-    </w:p>
-    <w:p>
-      <w:pPr>
-        <w:spacing w:after="40" w:before="0"/>
-      </w:pPr>
-      <w:r>
-        <w:t xml:space="preserve">   Step 2 (List factors of 12): 1, 2, 3, 4, 6, 12</w:t>
-      </w:r>
-    </w:p>
-    <w:p>
-      <w:pPr>
-        <w:spacing w:after="40" w:before="0"/>
-      </w:pPr>
-      <w:r>
-        <w:t xml:space="preserve">   Step 3 (List factors of 18): 1, 2, 3, 6, 9, 18</w:t>
-      </w:r>
-    </w:p>
-    <w:p>
-      <w:pPr>
-        <w:spacing w:after="40" w:before="0"/>
-      </w:pPr>
-      <w:r>
-        <w:t xml:space="preserve">   Step 4 (Choose the number of pods): Cadet Rio says 36 pods, because 36 is the smallest number that both 12 and 18 divide into.</w:t>
-      </w:r>
-    </w:p>
-    <w:p>
-      <w:pPr>
-        <w:spacing w:after="60" w:before="0"/>
       </w:pPr>
       <w:r>
         <w:rPr>
           <w:i/>
           <w:iCs/>
         </w:rPr>
-        <w:t xml:space="preserve">Which step has the mistake? Explain and fix it:</w:t>
-      </w:r>
-    </w:p>
-    <w:p>
-      <w:pPr>
-        <w:spacing w:after="60" w:before="120"/>
-      </w:pPr>
-      <w:r>
-        <w:rPr>
-          <w:color w:val="BBBBBB"/>
-        </w:rPr>
-        <w:t xml:space="preserve">______________________________________________________________________</w:t>
-      </w:r>
-    </w:p>
-    <w:p>
-      <w:pPr>
-        <w:spacing w:after="60" w:before="120"/>
-      </w:pPr>
-      <w:r>
-        <w:rPr>
-          <w:color w:val="BBBBBB"/>
-        </w:rPr>
-        <w:t xml:space="preserve">______________________________________________________________________</w:t>
-      </w:r>
-    </w:p>
-    <w:p>
-      <w:pPr>
-        <w:spacing w:after="60" w:before="120"/>
-      </w:pPr>
-      <w:r>
-        <w:rPr>
-          <w:color w:val="BBBBBB"/>
-        </w:rPr>
-        <w:t xml:space="preserve">______________________________________________________________________</w:t>
+        <w:t xml:space="preserve">     Watch for: A common mistake is reaching for the wrong tool: listing FACTORS for a problem about repeating cycles. Ayasha's classes repeat every 6 and 8 weeks, so the weeks they land on are multiples — answering with the GCF of 2 claims a class that meets every 8 weeks happens in week 2. Use the size of the answer as a check: a GCF is never larger than the smaller number, and an LCM is never smaller than the larger one.</w:t>
+      </w:r>
+    </w:p>
+    <w:p>
+      <w:pPr>
+        <w:spacing w:after="40" w:before="0"/>
+      </w:pPr>
+      <w:r>
+        <w:rPr>
+          <w:b/>
+          <w:bCs/>
+        </w:rPr>
+        <w:t xml:space="preserve">2. A. 8, 16, 24, 32</w:t>
+      </w:r>
+    </w:p>
+    <w:p>
+      <w:pPr>
+        <w:spacing w:after="20" w:before="0"/>
+      </w:pPr>
+      <w:r>
+        <w:t xml:space="preserve">     Multiples come from multiplying by 1, 2, 3, 4: 8, 16, 24, and 32 — the numbers you say skip-counting by 8.</w:t>
       </w:r>
     </w:p>
     <w:p>
       <w:pPr>
         <w:spacing w:after="80" w:before="0"/>
-      </w:pPr>
-      <w:r>
-        <w:rPr>
-          <w:b/>
-          <w:bCs/>
-        </w:rPr>
-        <w:t xml:space="preserve">7. Find Amara's Mistake</w:t>
-      </w:r>
-    </w:p>
-    <w:p>
-      <w:pPr>
-        <w:spacing w:after="40" w:before="0"/>
-      </w:pPr>
-      <w:r>
-        <w:t xml:space="preserve">   Step 1 (Find factors of 16): 1, 2, 4, 8, 16</w:t>
-      </w:r>
-    </w:p>
-    <w:p>
-      <w:pPr>
-        <w:spacing w:after="40" w:before="0"/>
-      </w:pPr>
-      <w:r>
-        <w:t xml:space="preserve">   Step 2 (Find factors of 28): 1, 2, 4, 7, 14, 28</w:t>
-      </w:r>
-    </w:p>
-    <w:p>
-      <w:pPr>
-        <w:spacing w:after="40" w:before="0"/>
-      </w:pPr>
-      <w:r>
-        <w:t xml:space="preserve">   Step 3 (List common factors): 1, 2, 4</w:t>
-      </w:r>
-    </w:p>
-    <w:p>
-      <w:pPr>
-        <w:spacing w:after="40" w:before="0"/>
-      </w:pPr>
-      <w:r>
-        <w:t xml:space="preserve">   Step 4 (Choose GCF): GCF = 2</w:t>
-      </w:r>
-    </w:p>
-    <w:p>
-      <w:pPr>
-        <w:spacing w:after="60" w:before="0"/>
       </w:pPr>
       <w:r>
         <w:rPr>
           <w:i/>
           <w:iCs/>
         </w:rPr>
-        <w:t xml:space="preserve">Which step has the mistake? Explain and fix it:</w:t>
-      </w:r>
-    </w:p>
-    <w:p>
-      <w:pPr>
-        <w:spacing w:after="60" w:before="120"/>
-      </w:pPr>
-      <w:r>
-        <w:rPr>
-          <w:color w:val="BBBBBB"/>
-        </w:rPr>
-        <w:t xml:space="preserve">______________________________________________________________________</w:t>
-      </w:r>
-    </w:p>
-    <w:p>
-      <w:pPr>
-        <w:spacing w:after="60" w:before="120"/>
-      </w:pPr>
-      <w:r>
-        <w:rPr>
-          <w:color w:val="BBBBBB"/>
-        </w:rPr>
-        <w:t xml:space="preserve">______________________________________________________________________</w:t>
-      </w:r>
-    </w:p>
-    <w:p>
-      <w:pPr>
-        <w:spacing w:after="60" w:before="120"/>
-      </w:pPr>
-      <w:r>
-        <w:rPr>
-          <w:color w:val="BBBBBB"/>
-        </w:rPr>
-        <w:t xml:space="preserve">______________________________________________________________________</w:t>
+        <w:t xml:space="preserve">     Watch for: A common mistake is reaching for the wrong tool: listing FACTORS for a problem about repeating cycles. Ayasha's classes repeat every 6 and 8 weeks, so the weeks they land on are multiples — answering with the GCF of 2 claims a class that meets every 8 weeks happens in week 2. Use the size of the answer as a check: a GCF is never larger than the smaller number, and an LCM is never smaller than the larger one.</w:t>
+      </w:r>
+    </w:p>
+    <w:p>
+      <w:pPr>
+        <w:spacing w:after="40" w:before="0"/>
+      </w:pPr>
+      <w:r>
+        <w:rPr>
+          <w:b/>
+          <w:bCs/>
+        </w:rPr>
+        <w:t xml:space="preserve">3. A. In 24 weeks</w:t>
+      </w:r>
+    </w:p>
+    <w:p>
+      <w:pPr>
+        <w:spacing w:after="20" w:before="0"/>
+      </w:pPr>
+      <w:r>
+        <w:t xml:space="preserve">     Multiples of 8: 8, 16, 24 …; multiples of 6: 6, 12, 18, 24 …. The first week they share is week 24.</w:t>
       </w:r>
     </w:p>
     <w:p>
       <w:pPr>
         <w:spacing w:after="80" w:before="0"/>
-      </w:pPr>
-      <w:r>
-        <w:rPr>
-          <w:b/>
-          <w:bCs/>
-        </w:rPr>
-        <w:t xml:space="preserve">8. A farmer has 54 apples and 36 oranges. She wants to make gift baskets where every basket has the same number of apples and the same number of oranges, with none left over. Find the greatest number of baskets and explain how you used GCF to solve this.</w:t>
-      </w:r>
-    </w:p>
-    <w:p>
-      <w:pPr>
-        <w:spacing w:after="60" w:before="0"/>
       </w:pPr>
       <w:r>
         <w:rPr>
           <w:i/>
           <w:iCs/>
         </w:rPr>
-        <w:t xml:space="preserve">Sentence starter: The GCF of 54 and 36 is ___ because ___. So the farmer can make ___ baskets, each with ___ apples and ___ oranges.</w:t>
-      </w:r>
-    </w:p>
-    <w:p>
-      <w:pPr>
-        <w:spacing w:after="60" w:before="120"/>
-      </w:pPr>
-      <w:r>
-        <w:rPr>
-          <w:color w:val="BBBBBB"/>
-        </w:rPr>
-        <w:t xml:space="preserve">______________________________________________________________________</w:t>
-      </w:r>
-    </w:p>
-    <w:p>
-      <w:pPr>
-        <w:spacing w:after="60" w:before="120"/>
-      </w:pPr>
-      <w:r>
-        <w:rPr>
-          <w:color w:val="BBBBBB"/>
-        </w:rPr>
-        <w:t xml:space="preserve">______________________________________________________________________</w:t>
-      </w:r>
-    </w:p>
-    <w:p>
-      <w:pPr>
-        <w:spacing w:after="60" w:before="120"/>
-      </w:pPr>
-      <w:r>
-        <w:rPr>
-          <w:color w:val="BBBBBB"/>
-        </w:rPr>
-        <w:t xml:space="preserve">______________________________________________________________________</w:t>
-      </w:r>
-    </w:p>
-    <w:p>
-      <w:pPr>
-        <w:spacing w:after="60" w:before="120"/>
-      </w:pPr>
-      <w:r>
-        <w:rPr>
-          <w:color w:val="BBBBBB"/>
-        </w:rPr>
-        <w:t xml:space="preserve">______________________________________________________________________</w:t>
-      </w:r>
-    </w:p>
-    <w:p>
-      <w:r>
-        <w:br w:type="page"/>
-      </w:r>
-    </w:p>
-    <w:p>
-      <w:pPr>
-        <w:pStyle w:val="Heading1"/>
-        <w:spacing w:after="120"/>
-      </w:pPr>
-      <w:r>
-        <w:rPr>
-          <w:b/>
-          <w:bCs/>
-        </w:rPr>
-        <w:t xml:space="preserve">Answer Key (Teacher)</w:t>
-      </w:r>
-    </w:p>
-    <w:p>
-      <w:pPr>
-        <w:spacing w:after="40" w:before="0"/>
-      </w:pPr>
-      <w:r>
-        <w:rPr>
-          <w:b/>
-          <w:bCs/>
-        </w:rPr>
-        <w:t xml:space="preserve">1. A. 4</w:t>
+        <w:t xml:space="preserve">     Watch for: A common mistake is reaching for the wrong tool: listing FACTORS for a problem about repeating cycles. Ayasha's classes repeat every 6 and 8 weeks, so the weeks they land on are multiples — answering with the GCF of 2 claims a class that meets every 8 weeks happens in week 2. Use the size of the answer as a check: a GCF is never larger than the smaller number, and an LCM is never smaller than the larger one.</w:t>
+      </w:r>
+    </w:p>
+    <w:p>
+      <w:pPr>
+        <w:spacing w:after="40" w:before="0"/>
+      </w:pPr>
+      <w:r>
+        <w:rPr>
+          <w:b/>
+          <w:bCs/>
+        </w:rPr>
+        <w:t xml:space="preserve">4. A. A factor</w:t>
       </w:r>
     </w:p>
     <w:p>
@@ -1034,7 +1432,7 @@
         <w:spacing w:after="20" w:before="0"/>
       </w:pPr>
       <w:r>
-        <w:t xml:space="preserve">     Factors of 8: 1, 2, 4, 8. Factors of 12: 1, 2, 3, 4, 6, 12. The largest common factor is 4.</w:t>
+        <w:t xml:space="preserve">     4 divides 12 evenly (12 ÷ 4 = 3), so 4 is a factor of 12. Multiples of 12 start at 12 and grow.</w:t>
       </w:r>
     </w:p>
     <w:p>
@@ -1046,19 +1444,19 @@
           <w:i/>
           <w:iCs/>
         </w:rPr>
-        <w:t xml:space="preserve">     Watch for: A common mistake in Greatest Common Factor is confusing it with the Least Common Multiple: some students list the MULTIPLES of both numbers and pick the smallest shared one (getting an answer bigger than either number, like 72 for 24 and 36) instead of listing FACTORS and picking the largest one they share (12). Remember: the GCF splits numbers INTO equal groups, so it can never be bigger than the smaller of the two numbers.</w:t>
-      </w:r>
-    </w:p>
-    <w:p>
-      <w:pPr>
-        <w:spacing w:after="40" w:before="0"/>
-      </w:pPr>
-      <w:r>
-        <w:rPr>
-          <w:b/>
-          <w:bCs/>
-        </w:rPr>
-        <w:t xml:space="preserve">2. A. 15 and 25</w:t>
+        <w:t xml:space="preserve">     Watch for: A common mistake is reaching for the wrong tool: listing FACTORS for a problem about repeating cycles. Ayasha's classes repeat every 6 and 8 weeks, so the weeks they land on are multiples — answering with the GCF of 2 claims a class that meets every 8 weeks happens in week 2. Use the size of the answer as a check: a GCF is never larger than the smaller number, and an LCM is never smaller than the larger one.</w:t>
+      </w:r>
+    </w:p>
+    <w:p>
+      <w:pPr>
+        <w:spacing w:after="40" w:before="0"/>
+      </w:pPr>
+      <w:r>
+        <w:rPr>
+          <w:b/>
+          <w:bCs/>
+        </w:rPr>
+        <w:t xml:space="preserve">5. A. 5</w:t>
       </w:r>
     </w:p>
     <w:p>
@@ -1066,7 +1464,7 @@
         <w:spacing w:after="20" w:before="0"/>
       </w:pPr>
       <w:r>
-        <w:t xml:space="preserve">     15 = 3 × 5, 25 = 5 × 5. Both share the factor 5, and 5 is the largest shared factor.</w:t>
+        <w:t xml:space="preserve">     Factors of 10: 1, 2, 5, 10. Factors of 15: 1, 3, 5, 15. They share 1 and 5; the greatest is 5.</w:t>
       </w:r>
     </w:p>
     <w:p>
@@ -1078,19 +1476,19 @@
           <w:i/>
           <w:iCs/>
         </w:rPr>
-        <w:t xml:space="preserve">     Watch for: A common mistake in Greatest Common Factor is confusing it with the Least Common Multiple: some students list the MULTIPLES of both numbers and pick the smallest shared one (getting an answer bigger than either number, like 72 for 24 and 36) instead of listing FACTORS and picking the largest one they share (12). Remember: the GCF splits numbers INTO equal groups, so it can never be bigger than the smaller of the two numbers.</w:t>
-      </w:r>
-    </w:p>
-    <w:p>
-      <w:pPr>
-        <w:spacing w:after="40" w:before="0"/>
-      </w:pPr>
-      <w:r>
-        <w:rPr>
-          <w:b/>
-          <w:bCs/>
-        </w:rPr>
-        <w:t xml:space="preserve">3. Spot the Common Mistake — GCF or LCM?</w:t>
+        <w:t xml:space="preserve">     Watch for: A common mistake is reaching for the wrong tool: listing FACTORS for a problem about repeating cycles. Ayasha's classes repeat every 6 and 8 weeks, so the weeks they land on are multiples — answering with the GCF of 2 claims a class that meets every 8 weeks happens in week 2. Use the size of the answer as a check: a GCF is never larger than the smaller number, and an LCM is never smaller than the larger one.</w:t>
+      </w:r>
+    </w:p>
+    <w:p>
+      <w:pPr>
+        <w:spacing w:after="40" w:before="0"/>
+      </w:pPr>
+      <w:r>
+        <w:rPr>
+          <w:b/>
+          <w:bCs/>
+        </w:rPr>
+        <w:t xml:space="preserve">6. Open response — answers will vary.</w:t>
       </w:r>
     </w:p>
     <w:p>
@@ -1098,7 +1496,39 @@
         <w:spacing w:after="20" w:before="0"/>
       </w:pPr>
       <w:r>
-        <w:t xml:space="preserve">     The mistake is in Step 4.</w:t>
+        <w:t xml:space="preserve">     Sample: This is a least-common-multiple problem: the pack sizes repeat, and he needs the first count both can reach exactly. Multiples of 10: 10, 20, 30, 40 …; multiples of 8: 8, 16, 24, 32, 40 …. The first number in both lists is 40, so the LCM of 10 and 8 is 40. That means 4 packs of hot dogs (4 × 10 = 40) and 5 packs of buns (5 × 8 = 40), giving 40 of each with nothing left over. It is a multiple problem rather than a factor one because nothing is being split into groups — he is counting packs forward until the two totals match. He will have 40 of each for 24 guests, which is more than enough; buying fewer packs would leave hot dogs or buns unmatched.</w:t>
+      </w:r>
+    </w:p>
+    <w:p>
+      <w:pPr>
+        <w:spacing w:after="40" w:before="0"/>
+      </w:pPr>
+      <w:r>
+        <w:rPr>
+          <w:b/>
+          <w:bCs/>
+        </w:rPr>
+        <w:t xml:space="preserve">7. Correct groups:</w:t>
+      </w:r>
+    </w:p>
+    <w:p>
+      <w:pPr>
+        <w:spacing w:after="40" w:before="0"/>
+      </w:pPr>
+      <w:r>
+        <w:t xml:space="preserve"/>
+      </w:r>
+    </w:p>
+    <w:p>
+      <w:pPr>
+        <w:spacing w:after="40" w:before="0"/>
+      </w:pPr>
+      <w:r>
+        <w:rPr>
+          <w:b/>
+          <w:bCs/>
+        </w:rPr>
+        <w:t xml:space="preserve">8. The store has 48 pencils and 36 notebooks. Complete the factor lists, then find the GCF.</w:t>
       </w:r>
     </w:p>
     <w:p>
@@ -1106,27 +1536,7 @@
         <w:spacing w:after="20" w:before="0"/>
       </w:pPr>
       <w:r>
-        <w:t xml:space="preserve">     Correct work: Multiplying the two numbers does not give the GCF. The GCF is the largest factor the numbers SHARE. The common factors of 8 and 20 are 1, 2, and 4, so the GCF is 4 — and a factor can never be larger than the numbers themselves.</w:t>
-      </w:r>
-    </w:p>
-    <w:p>
-      <w:pPr>
-        <w:spacing w:after="80" w:before="0"/>
-      </w:pPr>
-      <w:r>
-        <w:t xml:space="preserve">     Watch for: Jordan multiplied 8 × 20 to get 160, but multiplying two numbers produces a common multiple, not a common factor. A factor of 8 can never be larger than 8 itself. The factors 8 and 20 share are 1, 2, and 4, so GCF(8, 20) = 4.</w:t>
-      </w:r>
-    </w:p>
-    <w:p>
-      <w:pPr>
-        <w:spacing w:after="40" w:before="0"/>
-      </w:pPr>
-      <w:r>
-        <w:rPr>
-          <w:b/>
-          <w:bCs/>
-        </w:rPr>
-        <w:t xml:space="preserve">4. A. 12</w:t>
+        <w:t xml:space="preserve">     36 — Factors: 1, 2, 3, 4, 6, 9, 12, 18, 36</w:t>
       </w:r>
     </w:p>
     <w:p>
@@ -1134,143 +1544,15 @@
         <w:spacing w:after="20" w:before="0"/>
       </w:pPr>
       <w:r>
-        <w:t xml:space="preserve">     Factors of 24: 1, 2, 3, 4, 6, 8, 12, 24. Factors of 36: 1, 2, 3, 4, 6, 9, 12, 18, 36. The greatest shared factor is 12, so 12 pods can be filled equally.</w:t>
-      </w:r>
-    </w:p>
-    <w:p>
-      <w:pPr>
-        <w:spacing w:after="80" w:before="0"/>
-      </w:pPr>
-      <w:r>
-        <w:rPr>
-          <w:i/>
-          <w:iCs/>
-        </w:rPr>
-        <w:t xml:space="preserve">     Watch for: A common mistake in Greatest Common Factor is confusing it with the Least Common Multiple: some students list the MULTIPLES of both numbers and pick the smallest shared one (getting an answer bigger than either number, like 72 for 24 and 36) instead of listing FACTORS and picking the largest one they share (12). Remember: the GCF splits numbers INTO equal groups, so it can never be bigger than the smaller of the two numbers.</w:t>
-      </w:r>
-    </w:p>
-    <w:p>
-      <w:pPr>
-        <w:spacing w:after="40" w:before="0"/>
-      </w:pPr>
-      <w:r>
-        <w:rPr>
-          <w:b/>
-          <w:bCs/>
-        </w:rPr>
-        <w:t xml:space="preserve">5. A. 20</w:t>
-      </w:r>
-    </w:p>
-    <w:p>
-      <w:pPr>
-        <w:spacing w:after="20" w:before="0"/>
-      </w:pPr>
-      <w:r>
-        <w:t xml:space="preserve">     Factors of 40: 1, 2, 4, 5, 8, 10, 20, 40. Factors of 60: 1, 2, 3, 4, 5, 6, 10, 12, 15, 20, 30, 60. The greatest shared factor is 20, so 20 bins can be filled equally.</w:t>
-      </w:r>
-    </w:p>
-    <w:p>
-      <w:pPr>
-        <w:spacing w:after="80" w:before="0"/>
-      </w:pPr>
-      <w:r>
-        <w:rPr>
-          <w:i/>
-          <w:iCs/>
-        </w:rPr>
-        <w:t xml:space="preserve">     Watch for: A common mistake in Greatest Common Factor is confusing it with the Least Common Multiple: some students list the MULTIPLES of both numbers and pick the smallest shared one (getting an answer bigger than either number, like 72 for 24 and 36) instead of listing FACTORS and picking the largest one they share (12). Remember: the GCF splits numbers INTO equal groups, so it can never be bigger than the smaller of the two numbers.</w:t>
-      </w:r>
-    </w:p>
-    <w:p>
-      <w:pPr>
-        <w:spacing w:after="40" w:before="0"/>
-      </w:pPr>
-      <w:r>
-        <w:rPr>
-          <w:b/>
-          <w:bCs/>
-        </w:rPr>
-        <w:t xml:space="preserve">6. Level 2 Extension — The Wrong Mission Number</w:t>
-      </w:r>
-    </w:p>
-    <w:p>
-      <w:pPr>
-        <w:spacing w:after="20" w:before="0"/>
-      </w:pPr>
-      <w:r>
-        <w:t xml:space="preserve">     The mistake is in Step 4.</w:t>
-      </w:r>
-    </w:p>
-    <w:p>
-      <w:pPr>
-        <w:spacing w:after="20" w:before="0"/>
-      </w:pPr>
-      <w:r>
-        <w:t xml:space="preserve">     Correct work: Cadet Rio found the LCM (least common multiple = 36), but making equal groups with none left over needs the GCF (greatest common factor). The common factors of 12 and 18 are 1, 2, 3, 6, and the greatest is 6. So Mission Control can fill 6 equal pods, each with 2 oxygen tanks and 3 ration packs.</w:t>
-      </w:r>
-    </w:p>
-    <w:p>
-      <w:pPr>
-        <w:spacing w:after="80" w:before="0"/>
-      </w:pPr>
-      <w:r>
-        <w:t xml:space="preserve">     Watch for: Cadet Rio found 36, which is the least common multiple of 12 and 18, not the greatest common factor. Splitting supplies into equal groups with none left over needs a number that DIVIDES both counts, so it can never be bigger than 12. The common factors are 1, 2, 3, and 6, so Mission Control fills 6 pods with 12 ÷ 6 = 2 tanks and 18 ÷ 6 = 3 packs each.</w:t>
-      </w:r>
-    </w:p>
-    <w:p>
-      <w:pPr>
-        <w:spacing w:after="40" w:before="0"/>
-      </w:pPr>
-      <w:r>
-        <w:rPr>
-          <w:b/>
-          <w:bCs/>
-        </w:rPr>
-        <w:t xml:space="preserve">7. Find Amara's Mistake</w:t>
-      </w:r>
-    </w:p>
-    <w:p>
-      <w:pPr>
-        <w:spacing w:after="20" w:before="0"/>
-      </w:pPr>
-      <w:r>
-        <w:t xml:space="preserve">     The mistake is in Step 4.</w:t>
-      </w:r>
-    </w:p>
-    <w:p>
-      <w:pPr>
-        <w:spacing w:after="20" w:before="0"/>
-      </w:pPr>
-      <w:r>
-        <w:t xml:space="preserve">     Correct work: GCF = 4 (the greatest of the common factors, not just any common factor). Amara found the common factors correctly but chose 2 instead of the largest one, 4.</w:t>
-      </w:r>
-    </w:p>
-    <w:p>
-      <w:pPr>
-        <w:spacing w:after="80" w:before="0"/>
-      </w:pPr>
-      <w:r>
-        <w:t xml:space="preserve">     Watch for: Amara's factor lists and her list of common factors (1, 2, 4) are all correct. The error is in the last step: she chose 2, but the GCF has to be the greatest of the shared factors, which is 4. So the GCF of 16 and 28 is 4, not 2.</w:t>
-      </w:r>
-    </w:p>
-    <w:p>
-      <w:pPr>
-        <w:spacing w:after="40" w:before="0"/>
-      </w:pPr>
-      <w:r>
-        <w:rPr>
-          <w:b/>
-          <w:bCs/>
-        </w:rPr>
-        <w:t xml:space="preserve">8. Open response — answers will vary.</w:t>
-      </w:r>
-    </w:p>
-    <w:p>
-      <w:pPr>
-        <w:spacing w:after="80" w:before="0"/>
-      </w:pPr>
-      <w:r>
-        <w:t xml:space="preserve">     Look for key words: GCF, greatest, common, factor, 18, baskets, divide, equally.</w:t>
+        <w:t xml:space="preserve">     36 — GCF: 12</w:t>
+      </w:r>
+    </w:p>
+    <w:p>
+      <w:pPr>
+        <w:spacing w:after="40" w:before="0"/>
+      </w:pPr>
+      <w:r>
+        <w:t xml:space="preserve"/>
       </w:r>
     </w:p>
     <w:sectPr>
